--- a/klagomål/A 59127-2025 FSC-klagomål.docx
+++ b/klagomål/A 59127-2025 FSC-klagomål.docx
@@ -752,7 +752,7 @@
     <w:r>
       <w:tab/>
       <w:tab/>
-      <w:t>2025-11-28</w:t>
+      <w:t>2025-11-29</w:t>
       <w:br/>
       <w:br/>
     </w:r>

--- a/klagomål/A 59127-2025 FSC-klagomål.docx
+++ b/klagomål/A 59127-2025 FSC-klagomål.docx
@@ -752,7 +752,7 @@
     <w:r>
       <w:tab/>
       <w:tab/>
-      <w:t>2025-11-29</w:t>
+      <w:t>2025-11-30</w:t>
       <w:br/>
       <w:br/>
     </w:r>

--- a/klagomål/A 59127-2025 FSC-klagomål.docx
+++ b/klagomål/A 59127-2025 FSC-klagomål.docx
@@ -752,7 +752,7 @@
     <w:r>
       <w:tab/>
       <w:tab/>
-      <w:t>2025-11-30</w:t>
+      <w:t>2025-12-01</w:t>
       <w:br/>
       <w:br/>
     </w:r>

--- a/klagomål/A 59127-2025 FSC-klagomål.docx
+++ b/klagomål/A 59127-2025 FSC-klagomål.docx
@@ -752,7 +752,7 @@
     <w:r>
       <w:tab/>
       <w:tab/>
-      <w:t>2025-12-01</w:t>
+      <w:t>2025-12-02</w:t>
       <w:br/>
       <w:br/>
     </w:r>

--- a/klagomål/A 59127-2025 FSC-klagomål.docx
+++ b/klagomål/A 59127-2025 FSC-klagomål.docx
@@ -752,7 +752,7 @@
     <w:r>
       <w:tab/>
       <w:tab/>
-      <w:t>2025-12-02</w:t>
+      <w:t>2025-12-03</w:t>
       <w:br/>
       <w:br/>
     </w:r>

--- a/klagomål/A 59127-2025 FSC-klagomål.docx
+++ b/klagomål/A 59127-2025 FSC-klagomål.docx
@@ -752,7 +752,7 @@
     <w:r>
       <w:tab/>
       <w:tab/>
-      <w:t>2025-12-03</w:t>
+      <w:t>2025-12-04</w:t>
       <w:br/>
       <w:br/>
     </w:r>

--- a/klagomål/A 59127-2025 FSC-klagomål.docx
+++ b/klagomål/A 59127-2025 FSC-klagomål.docx
@@ -752,7 +752,7 @@
     <w:r>
       <w:tab/>
       <w:tab/>
-      <w:t>2025-12-04</w:t>
+      <w:t>2025-12-05</w:t>
       <w:br/>
       <w:br/>
     </w:r>

--- a/klagomål/A 59127-2025 FSC-klagomål.docx
+++ b/klagomål/A 59127-2025 FSC-klagomål.docx
@@ -752,7 +752,7 @@
     <w:r>
       <w:tab/>
       <w:tab/>
-      <w:t>2025-12-05</w:t>
+      <w:t>2025-12-06</w:t>
       <w:br/>
       <w:br/>
     </w:r>

--- a/klagomål/A 59127-2025 FSC-klagomål.docx
+++ b/klagomål/A 59127-2025 FSC-klagomål.docx
@@ -752,7 +752,7 @@
     <w:r>
       <w:tab/>
       <w:tab/>
-      <w:t>2025-12-06</w:t>
+      <w:t>2025-12-07</w:t>
       <w:br/>
       <w:br/>
     </w:r>

--- a/klagomål/A 59127-2025 FSC-klagomål.docx
+++ b/klagomål/A 59127-2025 FSC-klagomål.docx
@@ -752,7 +752,7 @@
     <w:r>
       <w:tab/>
       <w:tab/>
-      <w:t>2025-12-07</w:t>
+      <w:t>2025-12-08</w:t>
       <w:br/>
       <w:br/>
     </w:r>

--- a/klagomål/A 59127-2025 FSC-klagomål.docx
+++ b/klagomål/A 59127-2025 FSC-klagomål.docx
@@ -752,7 +752,7 @@
     <w:r>
       <w:tab/>
       <w:tab/>
-      <w:t>2025-12-08</w:t>
+      <w:t>2025-12-09</w:t>
       <w:br/>
       <w:br/>
     </w:r>

--- a/klagomål/A 59127-2025 FSC-klagomål.docx
+++ b/klagomål/A 59127-2025 FSC-klagomål.docx
@@ -752,7 +752,7 @@
     <w:r>
       <w:tab/>
       <w:tab/>
-      <w:t>2025-12-09</w:t>
+      <w:t>2025-12-10</w:t>
       <w:br/>
       <w:br/>
     </w:r>

--- a/klagomål/A 59127-2025 FSC-klagomål.docx
+++ b/klagomål/A 59127-2025 FSC-klagomål.docx
@@ -752,7 +752,7 @@
     <w:r>
       <w:tab/>
       <w:tab/>
-      <w:t>2025-12-10</w:t>
+      <w:t>2025-12-11</w:t>
       <w:br/>
       <w:br/>
     </w:r>

--- a/klagomål/A 59127-2025 FSC-klagomål.docx
+++ b/klagomål/A 59127-2025 FSC-klagomål.docx
@@ -752,7 +752,7 @@
     <w:r>
       <w:tab/>
       <w:tab/>
-      <w:t>2025-12-11</w:t>
+      <w:t>2025-12-12</w:t>
       <w:br/>
       <w:br/>
     </w:r>

--- a/klagomål/A 59127-2025 FSC-klagomål.docx
+++ b/klagomål/A 59127-2025 FSC-klagomål.docx
@@ -752,7 +752,7 @@
     <w:r>
       <w:tab/>
       <w:tab/>
-      <w:t>2025-12-12</w:t>
+      <w:t>2025-12-13</w:t>
       <w:br/>
       <w:br/>
     </w:r>

--- a/klagomål/A 59127-2025 FSC-klagomål.docx
+++ b/klagomål/A 59127-2025 FSC-klagomål.docx
@@ -752,7 +752,7 @@
     <w:r>
       <w:tab/>
       <w:tab/>
-      <w:t>2025-12-19</w:t>
+      <w:t>2025-12-20</w:t>
       <w:br/>
       <w:br/>
     </w:r>

--- a/klagomål/A 59127-2025 FSC-klagomål.docx
+++ b/klagomål/A 59127-2025 FSC-klagomål.docx
@@ -752,7 +752,7 @@
     <w:r>
       <w:tab/>
       <w:tab/>
-      <w:t>2025-12-20</w:t>
+      <w:t>2025-12-21</w:t>
       <w:br/>
       <w:br/>
     </w:r>

--- a/klagomål/A 59127-2025 FSC-klagomål.docx
+++ b/klagomål/A 59127-2025 FSC-klagomål.docx
@@ -752,7 +752,7 @@
     <w:r>
       <w:tab/>
       <w:tab/>
-      <w:t>2025-12-21</w:t>
+      <w:t>2025-12-22</w:t>
       <w:br/>
       <w:br/>
     </w:r>

--- a/klagomål/A 59127-2025 FSC-klagomål.docx
+++ b/klagomål/A 59127-2025 FSC-klagomål.docx
@@ -752,7 +752,7 @@
     <w:r>
       <w:tab/>
       <w:tab/>
-      <w:t>2025-12-22</w:t>
+      <w:t>2025-12-26</w:t>
       <w:br/>
       <w:br/>
     </w:r>

--- a/klagomål/A 59127-2025 FSC-klagomål.docx
+++ b/klagomål/A 59127-2025 FSC-klagomål.docx
@@ -752,7 +752,7 @@
     <w:r>
       <w:tab/>
       <w:tab/>
-      <w:t>2025-12-26</w:t>
+      <w:t>2025-12-28</w:t>
       <w:br/>
       <w:br/>
     </w:r>

--- a/klagomål/A 59127-2025 FSC-klagomål.docx
+++ b/klagomål/A 59127-2025 FSC-klagomål.docx
@@ -752,7 +752,7 @@
     <w:r>
       <w:tab/>
       <w:tab/>
-      <w:t>2025-12-28</w:t>
+      <w:t>2025-12-29</w:t>
       <w:br/>
       <w:br/>
     </w:r>

--- a/klagomål/A 59127-2025 FSC-klagomål.docx
+++ b/klagomål/A 59127-2025 FSC-klagomål.docx
@@ -752,7 +752,7 @@
     <w:r>
       <w:tab/>
       <w:tab/>
-      <w:t>2025-12-29</w:t>
+      <w:t>2025-12-30</w:t>
       <w:br/>
       <w:br/>
     </w:r>

--- a/klagomål/A 59127-2025 FSC-klagomål.docx
+++ b/klagomål/A 59127-2025 FSC-klagomål.docx
@@ -752,7 +752,7 @@
     <w:r>
       <w:tab/>
       <w:tab/>
-      <w:t>2025-12-30</w:t>
+      <w:t>2025-12-31</w:t>
       <w:br/>
       <w:br/>
     </w:r>

--- a/klagomål/A 59127-2025 FSC-klagomål.docx
+++ b/klagomål/A 59127-2025 FSC-klagomål.docx
@@ -752,7 +752,7 @@
     <w:r>
       <w:tab/>
       <w:tab/>
-      <w:t>2025-12-31</w:t>
+      <w:t>2026-01-03</w:t>
       <w:br/>
       <w:br/>
     </w:r>

--- a/klagomål/A 59127-2025 FSC-klagomål.docx
+++ b/klagomål/A 59127-2025 FSC-klagomål.docx
@@ -752,7 +752,7 @@
     <w:r>
       <w:tab/>
       <w:tab/>
-      <w:t>2026-01-07</w:t>
+      <w:t>2026-01-08</w:t>
       <w:br/>
       <w:br/>
     </w:r>

--- a/klagomål/A 59127-2025 FSC-klagomål.docx
+++ b/klagomål/A 59127-2025 FSC-klagomål.docx
@@ -752,7 +752,7 @@
     <w:r>
       <w:tab/>
       <w:tab/>
-      <w:t>2026-01-08</w:t>
+      <w:t>2026-01-09</w:t>
       <w:br/>
       <w:br/>
     </w:r>

--- a/klagomål/A 59127-2025 FSC-klagomål.docx
+++ b/klagomål/A 59127-2025 FSC-klagomål.docx
@@ -752,7 +752,7 @@
     <w:r>
       <w:tab/>
       <w:tab/>
-      <w:t>2026-01-09</w:t>
+      <w:t>2026-01-10</w:t>
       <w:br/>
       <w:br/>
     </w:r>

--- a/klagomål/A 59127-2025 FSC-klagomål.docx
+++ b/klagomål/A 59127-2025 FSC-klagomål.docx
@@ -752,7 +752,7 @@
     <w:r>
       <w:tab/>
       <w:tab/>
-      <w:t>2026-01-10</w:t>
+      <w:t>2026-01-11</w:t>
       <w:br/>
       <w:br/>
     </w:r>

--- a/klagomål/A 59127-2025 FSC-klagomål.docx
+++ b/klagomål/A 59127-2025 FSC-klagomål.docx
@@ -752,7 +752,7 @@
     <w:r>
       <w:tab/>
       <w:tab/>
-      <w:t>2026-01-11</w:t>
+      <w:t>2026-01-12</w:t>
       <w:br/>
       <w:br/>
     </w:r>

--- a/klagomål/A 59127-2025 FSC-klagomål.docx
+++ b/klagomål/A 59127-2025 FSC-klagomål.docx
@@ -752,7 +752,7 @@
     <w:r>
       <w:tab/>
       <w:tab/>
-      <w:t>2026-01-12</w:t>
+      <w:t>2026-01-13</w:t>
       <w:br/>
       <w:br/>
     </w:r>

--- a/klagomål/A 59127-2025 FSC-klagomål.docx
+++ b/klagomål/A 59127-2025 FSC-klagomål.docx
@@ -752,7 +752,7 @@
     <w:r>
       <w:tab/>
       <w:tab/>
-      <w:t>2026-01-13</w:t>
+      <w:t>2026-01-14</w:t>
       <w:br/>
       <w:br/>
     </w:r>

--- a/klagomål/A 59127-2025 FSC-klagomål.docx
+++ b/klagomål/A 59127-2025 FSC-klagomål.docx
@@ -752,7 +752,7 @@
     <w:r>
       <w:tab/>
       <w:tab/>
-      <w:t>2026-01-14</w:t>
+      <w:t>2026-01-15</w:t>
       <w:br/>
       <w:br/>
     </w:r>

--- a/klagomål/A 59127-2025 FSC-klagomål.docx
+++ b/klagomål/A 59127-2025 FSC-klagomål.docx
@@ -752,7 +752,7 @@
     <w:r>
       <w:tab/>
       <w:tab/>
-      <w:t>2026-01-15</w:t>
+      <w:t>2026-01-16</w:t>
       <w:br/>
       <w:br/>
     </w:r>

--- a/klagomål/A 59127-2025 FSC-klagomål.docx
+++ b/klagomål/A 59127-2025 FSC-klagomål.docx
@@ -752,7 +752,7 @@
     <w:r>
       <w:tab/>
       <w:tab/>
-      <w:t>2026-01-16</w:t>
+      <w:t>2026-01-17</w:t>
       <w:br/>
       <w:br/>
     </w:r>

--- a/klagomål/A 59127-2025 FSC-klagomål.docx
+++ b/klagomål/A 59127-2025 FSC-klagomål.docx
@@ -752,7 +752,7 @@
     <w:r>
       <w:tab/>
       <w:tab/>
-      <w:t>2026-03-01</w:t>
+      <w:t>2026-03-02</w:t>
       <w:br/>
       <w:br/>
     </w:r>

--- a/klagomål/A 59127-2025 FSC-klagomål.docx
+++ b/klagomål/A 59127-2025 FSC-klagomål.docx
@@ -752,7 +752,7 @@
     <w:r>
       <w:tab/>
       <w:tab/>
-      <w:t>2026-03-02</w:t>
+      <w:t>2026-03-03</w:t>
       <w:br/>
       <w:br/>
     </w:r>

--- a/klagomål/A 59127-2025 FSC-klagomål.docx
+++ b/klagomål/A 59127-2025 FSC-klagomål.docx
@@ -752,7 +752,7 @@
     <w:r>
       <w:tab/>
       <w:tab/>
-      <w:t>2026-03-03</w:t>
+      <w:t>2026-03-04</w:t>
       <w:br/>
       <w:br/>
     </w:r>

--- a/klagomål/A 59127-2025 FSC-klagomål.docx
+++ b/klagomål/A 59127-2025 FSC-klagomål.docx
@@ -752,7 +752,7 @@
     <w:r>
       <w:tab/>
       <w:tab/>
-      <w:t>2026-03-04</w:t>
+      <w:t>2026-03-05</w:t>
       <w:br/>
       <w:br/>
     </w:r>

--- a/klagomål/A 59127-2025 FSC-klagomål.docx
+++ b/klagomål/A 59127-2025 FSC-klagomål.docx
@@ -752,7 +752,7 @@
     <w:r>
       <w:tab/>
       <w:tab/>
-      <w:t>2026-03-05</w:t>
+      <w:t>2026-03-06</w:t>
       <w:br/>
       <w:br/>
     </w:r>

--- a/klagomål/A 59127-2025 FSC-klagomål.docx
+++ b/klagomål/A 59127-2025 FSC-klagomål.docx
@@ -752,7 +752,7 @@
     <w:r>
       <w:tab/>
       <w:tab/>
-      <w:t>2026-03-06</w:t>
+      <w:t>2026-03-07</w:t>
       <w:br/>
       <w:br/>
     </w:r>

--- a/klagomål/A 59127-2025 FSC-klagomål.docx
+++ b/klagomål/A 59127-2025 FSC-klagomål.docx
@@ -752,7 +752,7 @@
     <w:r>
       <w:tab/>
       <w:tab/>
-      <w:t>2026-03-07</w:t>
+      <w:t>2026-03-08</w:t>
       <w:br/>
       <w:br/>
     </w:r>

--- a/klagomål/A 59127-2025 FSC-klagomål.docx
+++ b/klagomål/A 59127-2025 FSC-klagomål.docx
@@ -752,7 +752,7 @@
     <w:r>
       <w:tab/>
       <w:tab/>
-      <w:t>2026-03-08</w:t>
+      <w:t>2026-03-09</w:t>
       <w:br/>
       <w:br/>
     </w:r>

--- a/klagomål/A 59127-2025 FSC-klagomål.docx
+++ b/klagomål/A 59127-2025 FSC-klagomål.docx
@@ -752,7 +752,7 @@
     <w:r>
       <w:tab/>
       <w:tab/>
-      <w:t>2026-03-09</w:t>
+      <w:t>2026-03-10</w:t>
       <w:br/>
       <w:br/>
     </w:r>

--- a/klagomål/A 59127-2025 FSC-klagomål.docx
+++ b/klagomål/A 59127-2025 FSC-klagomål.docx
@@ -268,6 +268,17 @@
       </w:r>
       <w:r>
         <w:t xml:space="preserve"> omfattas av bilaga 4 EU:s art- och habitatdirektiv vilket innebär ett strikt skydd där arten och dess livsmiljöer ska bevaras. Nordfladdermus föredrar variationsrik skog med förekomst av sjöar, vattendrag och våtmarker och hittas framförallt i halvöppna miljöer som trädbärande beteshagar och i kantzoner mellan skog och odlingsmark. Den undviker stora öppna områden som stora hyggen och större sammanhängande planteringar vilket minskar längden bryn och landskapets heterogenitet och därmed födotillgången och mängden lämpliga jaktplatser. Skogsbruksåtgärder som leder till minskad förekomst av äldre, gles skog och då särskilt tillgång på hålträd och träd med löst sittande bark kan leda till brist på koloniplatser och viloplatser. Nordfladdermus har minskat med 27,5 (5–50) % under de senaste 21 åren och minskningstakten för den svenska populationen bedöms vara nära gränsvärdet för Sårbar (VU). (A2bc) (SLU Artdatabanken, 2024; Skogsstyrelsen, 2016).</w:t>
+      </w:r>
+    </w:p>
+    <w:p>
+      <w:r>
+        <w:rPr>
+          <w:b/>
+        </w:rPr>
+        <w:t>Större brunfladdermus (§4a)</w:t>
+      </w:r>
+      <w:r>
+        <w:t xml:space="preserve"> omfattas av bilaga 4 EU:s art- och habitatdirektiv vilket innebär ett strikt skydd där arten och dess livsmiljöer ska bevaras. Den lever huvudsakligen i större skogsområden med gamla lövträdsbestånd, där den jagar i alla typer av öppna och halvöppna miljöer, ofta över stora sjöar och vattendrag, strandängar, betes- och slåttermarker. Under året utnyttjar fladdermössen många olika miljöer och ett effektivt bevarandearbete måste därför utgå från ett landskapsekologiskt perspektiv. Den viktigaste faktorn för om fladdermössen ska kunna leva i ett område är tillgången på föda i form av nattaktiva insekter. Ett bra hemområde måste erbjuda god födotillgång under hela aktivitetsperioden. Åtgärder som bevarar och gynnar en hög insektsproduktion är därför centrala. I ett varierat landskap med hög andel äldre lövträd, småvatten, sumpskogar, öppna våtmarker, ängar och betesmarker avlöser olika insektsgrupper varandra vilket gör att det hela tiden finns tillräckligt med föda. Gamla träd med grov bark, skador, håligheter eller döda delar bör lämnas och yngre träd (efterträdare) tillåtas finnas kvar och åldras för att säkra framtida förekomst av lämpliga yngelmiljöer. Övervintringsplatser måste skyddas effektivt från störningar (SLU Artdatabanken, 2024).</w:t>
       </w:r>
     </w:p>
     <w:p>
@@ -752,7 +763,7 @@
     <w:r>
       <w:tab/>
       <w:tab/>
-      <w:t>2026-03-10</w:t>
+      <w:t>2026-03-11</w:t>
       <w:br/>
       <w:br/>
     </w:r>

--- a/klagomål/A 59127-2025 FSC-klagomål.docx
+++ b/klagomål/A 59127-2025 FSC-klagomål.docx
@@ -763,7 +763,7 @@
     <w:r>
       <w:tab/>
       <w:tab/>
-      <w:t>2026-03-11</w:t>
+      <w:t>2026-03-12</w:t>
       <w:br/>
       <w:br/>
     </w:r>

--- a/klagomål/A 59127-2025 FSC-klagomål.docx
+++ b/klagomål/A 59127-2025 FSC-klagomål.docx
@@ -763,7 +763,7 @@
     <w:r>
       <w:tab/>
       <w:tab/>
-      <w:t>2026-03-12</w:t>
+      <w:t>2026-03-13</w:t>
       <w:br/>
       <w:br/>
     </w:r>

--- a/klagomål/A 59127-2025 FSC-klagomål.docx
+++ b/klagomål/A 59127-2025 FSC-klagomål.docx
@@ -763,7 +763,7 @@
     <w:r>
       <w:tab/>
       <w:tab/>
-      <w:t>2026-03-13</w:t>
+      <w:t>2026-03-16</w:t>
       <w:br/>
       <w:br/>
     </w:r>

--- a/klagomål/A 59127-2025 FSC-klagomål.docx
+++ b/klagomål/A 59127-2025 FSC-klagomål.docx
@@ -763,7 +763,7 @@
     <w:r>
       <w:tab/>
       <w:tab/>
-      <w:t>2026-03-16</w:t>
+      <w:t>2026-03-17</w:t>
       <w:br/>
       <w:br/>
     </w:r>

--- a/klagomål/A 59127-2025 FSC-klagomål.docx
+++ b/klagomål/A 59127-2025 FSC-klagomål.docx
@@ -763,7 +763,7 @@
     <w:r>
       <w:tab/>
       <w:tab/>
-      <w:t>2026-03-17</w:t>
+      <w:t>2026-03-18</w:t>
       <w:br/>
       <w:br/>
     </w:r>

--- a/klagomål/A 59127-2025 FSC-klagomål.docx
+++ b/klagomål/A 59127-2025 FSC-klagomål.docx
@@ -763,7 +763,7 @@
     <w:r>
       <w:tab/>
       <w:tab/>
-      <w:t>2026-03-18</w:t>
+      <w:t>2026-03-19</w:t>
       <w:br/>
       <w:br/>
     </w:r>

--- a/klagomål/A 59127-2025 FSC-klagomål.docx
+++ b/klagomål/A 59127-2025 FSC-klagomål.docx
@@ -763,7 +763,7 @@
     <w:r>
       <w:tab/>
       <w:tab/>
-      <w:t>2026-03-19</w:t>
+      <w:t>2026-03-20</w:t>
       <w:br/>
       <w:br/>
     </w:r>

--- a/klagomål/A 59127-2025 FSC-klagomål.docx
+++ b/klagomål/A 59127-2025 FSC-klagomål.docx
@@ -763,7 +763,7 @@
     <w:r>
       <w:tab/>
       <w:tab/>
-      <w:t>2026-03-20</w:t>
+      <w:t>2026-03-21</w:t>
       <w:br/>
       <w:br/>
     </w:r>

--- a/klagomål/A 59127-2025 FSC-klagomål.docx
+++ b/klagomål/A 59127-2025 FSC-klagomål.docx
@@ -763,7 +763,7 @@
     <w:r>
       <w:tab/>
       <w:tab/>
-      <w:t>2026-03-21</w:t>
+      <w:t>2026-03-22</w:t>
       <w:br/>
       <w:br/>
     </w:r>

--- a/klagomål/A 59127-2025 FSC-klagomål.docx
+++ b/klagomål/A 59127-2025 FSC-klagomål.docx
@@ -763,7 +763,7 @@
     <w:r>
       <w:tab/>
       <w:tab/>
-      <w:t>2026-03-22</w:t>
+      <w:t>2026-03-23</w:t>
       <w:br/>
       <w:br/>
     </w:r>

--- a/klagomål/A 59127-2025 FSC-klagomål.docx
+++ b/klagomål/A 59127-2025 FSC-klagomål.docx
@@ -763,7 +763,7 @@
     <w:r>
       <w:tab/>
       <w:tab/>
-      <w:t>2026-03-23</w:t>
+      <w:t>2026-03-24</w:t>
       <w:br/>
       <w:br/>
     </w:r>

--- a/klagomål/A 59127-2025 FSC-klagomål.docx
+++ b/klagomål/A 59127-2025 FSC-klagomål.docx
@@ -763,7 +763,7 @@
     <w:r>
       <w:tab/>
       <w:tab/>
-      <w:t>2026-03-24</w:t>
+      <w:t>2026-03-25</w:t>
       <w:br/>
       <w:br/>
     </w:r>

--- a/klagomål/A 59127-2025 FSC-klagomål.docx
+++ b/klagomål/A 59127-2025 FSC-klagomål.docx
@@ -763,7 +763,7 @@
     <w:r>
       <w:tab/>
       <w:tab/>
-      <w:t>2026-03-25</w:t>
+      <w:t>2026-03-26</w:t>
       <w:br/>
       <w:br/>
     </w:r>

--- a/klagomål/A 59127-2025 FSC-klagomål.docx
+++ b/klagomål/A 59127-2025 FSC-klagomål.docx
@@ -763,7 +763,7 @@
     <w:r>
       <w:tab/>
       <w:tab/>
-      <w:t>2026-03-26</w:t>
+      <w:t>2026-03-27</w:t>
       <w:br/>
       <w:br/>
     </w:r>

--- a/klagomål/A 59127-2025 FSC-klagomål.docx
+++ b/klagomål/A 59127-2025 FSC-klagomål.docx
@@ -763,7 +763,7 @@
     <w:r>
       <w:tab/>
       <w:tab/>
-      <w:t>2026-03-27</w:t>
+      <w:t>2026-03-28</w:t>
       <w:br/>
       <w:br/>
     </w:r>

--- a/klagomål/A 59127-2025 FSC-klagomål.docx
+++ b/klagomål/A 59127-2025 FSC-klagomål.docx
@@ -763,7 +763,7 @@
     <w:r>
       <w:tab/>
       <w:tab/>
-      <w:t>2026-03-28</w:t>
+      <w:t>2026-03-29</w:t>
       <w:br/>
       <w:br/>
     </w:r>

--- a/klagomål/A 59127-2025 FSC-klagomål.docx
+++ b/klagomål/A 59127-2025 FSC-klagomål.docx
@@ -763,7 +763,7 @@
     <w:r>
       <w:tab/>
       <w:tab/>
-      <w:t>2026-03-29</w:t>
+      <w:t>2026-03-30</w:t>
       <w:br/>
       <w:br/>
     </w:r>

--- a/klagomål/A 59127-2025 FSC-klagomål.docx
+++ b/klagomål/A 59127-2025 FSC-klagomål.docx
@@ -763,7 +763,7 @@
     <w:r>
       <w:tab/>
       <w:tab/>
-      <w:t>2026-03-30</w:t>
+      <w:t>2026-03-31</w:t>
       <w:br/>
       <w:br/>
     </w:r>

--- a/klagomål/A 59127-2025 FSC-klagomål.docx
+++ b/klagomål/A 59127-2025 FSC-klagomål.docx
@@ -763,7 +763,7 @@
     <w:r>
       <w:tab/>
       <w:tab/>
-      <w:t>2026-03-31</w:t>
+      <w:t>2026-04-01</w:t>
       <w:br/>
       <w:br/>
     </w:r>

--- a/klagomål/A 59127-2025 FSC-klagomål.docx
+++ b/klagomål/A 59127-2025 FSC-klagomål.docx
@@ -763,7 +763,7 @@
     <w:r>
       <w:tab/>
       <w:tab/>
-      <w:t>2026-04-01</w:t>
+      <w:t>2026-04-02</w:t>
       <w:br/>
       <w:br/>
     </w:r>

--- a/klagomål/A 59127-2025 FSC-klagomål.docx
+++ b/klagomål/A 59127-2025 FSC-klagomål.docx
@@ -763,7 +763,7 @@
     <w:r>
       <w:tab/>
       <w:tab/>
-      <w:t>2026-04-02</w:t>
+      <w:t>2026-04-03</w:t>
       <w:br/>
       <w:br/>
     </w:r>

--- a/klagomål/A 59127-2025 FSC-klagomål.docx
+++ b/klagomål/A 59127-2025 FSC-klagomål.docx
@@ -763,7 +763,7 @@
     <w:r>
       <w:tab/>
       <w:tab/>
-      <w:t>2026-04-03</w:t>
+      <w:t>2026-04-04</w:t>
       <w:br/>
       <w:br/>
     </w:r>

--- a/klagomål/A 59127-2025 FSC-klagomål.docx
+++ b/klagomål/A 59127-2025 FSC-klagomål.docx
@@ -763,7 +763,7 @@
     <w:r>
       <w:tab/>
       <w:tab/>
-      <w:t>2026-04-04</w:t>
+      <w:t>2026-04-05</w:t>
       <w:br/>
       <w:br/>
     </w:r>

--- a/klagomål/A 59127-2025 FSC-klagomål.docx
+++ b/klagomål/A 59127-2025 FSC-klagomål.docx
@@ -763,7 +763,7 @@
     <w:r>
       <w:tab/>
       <w:tab/>
-      <w:t>2026-04-05</w:t>
+      <w:t>2026-04-06</w:t>
       <w:br/>
       <w:br/>
     </w:r>

--- a/klagomål/A 59127-2025 FSC-klagomål.docx
+++ b/klagomål/A 59127-2025 FSC-klagomål.docx
@@ -763,7 +763,7 @@
     <w:r>
       <w:tab/>
       <w:tab/>
-      <w:t>2026-04-06</w:t>
+      <w:t>2026-04-07</w:t>
       <w:br/>
       <w:br/>
     </w:r>

--- a/klagomål/A 59127-2025 FSC-klagomål.docx
+++ b/klagomål/A 59127-2025 FSC-klagomål.docx
@@ -763,7 +763,7 @@
     <w:r>
       <w:tab/>
       <w:tab/>
-      <w:t>2026-04-07</w:t>
+      <w:t>2026-04-08</w:t>
       <w:br/>
       <w:br/>
     </w:r>

--- a/klagomål/A 59127-2025 FSC-klagomål.docx
+++ b/klagomål/A 59127-2025 FSC-klagomål.docx
@@ -763,7 +763,7 @@
     <w:r>
       <w:tab/>
       <w:tab/>
-      <w:t>2026-04-08</w:t>
+      <w:t>2026-04-09</w:t>
       <w:br/>
       <w:br/>
     </w:r>

--- a/klagomål/A 59127-2025 FSC-klagomål.docx
+++ b/klagomål/A 59127-2025 FSC-klagomål.docx
@@ -763,7 +763,7 @@
     <w:r>
       <w:tab/>
       <w:tab/>
-      <w:t>2026-04-09</w:t>
+      <w:t>2026-04-10</w:t>
       <w:br/>
       <w:br/>
     </w:r>

--- a/klagomål/A 59127-2025 FSC-klagomål.docx
+++ b/klagomål/A 59127-2025 FSC-klagomål.docx
@@ -763,7 +763,7 @@
     <w:r>
       <w:tab/>
       <w:tab/>
-      <w:t>2026-04-10</w:t>
+      <w:t>2026-04-11</w:t>
       <w:br/>
       <w:br/>
     </w:r>

--- a/klagomål/A 59127-2025 FSC-klagomål.docx
+++ b/klagomål/A 59127-2025 FSC-klagomål.docx
@@ -763,7 +763,7 @@
     <w:r>
       <w:tab/>
       <w:tab/>
-      <w:t>2026-04-11</w:t>
+      <w:t>2026-04-12</w:t>
       <w:br/>
       <w:br/>
     </w:r>

--- a/klagomål/A 59127-2025 FSC-klagomål.docx
+++ b/klagomål/A 59127-2025 FSC-klagomål.docx
@@ -763,7 +763,7 @@
     <w:r>
       <w:tab/>
       <w:tab/>
-      <w:t>2026-04-14</w:t>
+      <w:t>2026-04-15</w:t>
       <w:br/>
       <w:br/>
     </w:r>

--- a/klagomål/A 59127-2025 FSC-klagomål.docx
+++ b/klagomål/A 59127-2025 FSC-klagomål.docx
@@ -763,7 +763,7 @@
     <w:r>
       <w:tab/>
       <w:tab/>
-      <w:t>2026-04-15</w:t>
+      <w:t>2026-04-16</w:t>
       <w:br/>
       <w:br/>
     </w:r>

--- a/klagomål/A 59127-2025 FSC-klagomål.docx
+++ b/klagomål/A 59127-2025 FSC-klagomål.docx
@@ -763,7 +763,7 @@
     <w:r>
       <w:tab/>
       <w:tab/>
-      <w:t>2026-04-16</w:t>
+      <w:t>2026-04-17</w:t>
       <w:br/>
       <w:br/>
     </w:r>

--- a/klagomål/A 59127-2025 FSC-klagomål.docx
+++ b/klagomål/A 59127-2025 FSC-klagomål.docx
@@ -763,7 +763,7 @@
     <w:r>
       <w:tab/>
       <w:tab/>
-      <w:t>2026-04-17</w:t>
+      <w:t>2026-04-18</w:t>
       <w:br/>
       <w:br/>
     </w:r>

--- a/klagomål/A 59127-2025 FSC-klagomål.docx
+++ b/klagomål/A 59127-2025 FSC-klagomål.docx
@@ -763,7 +763,7 @@
     <w:r>
       <w:tab/>
       <w:tab/>
-      <w:t>2026-04-18</w:t>
+      <w:t>2026-04-19</w:t>
       <w:br/>
       <w:br/>
     </w:r>

--- a/klagomål/A 59127-2025 FSC-klagomål.docx
+++ b/klagomål/A 59127-2025 FSC-klagomål.docx
@@ -763,7 +763,7 @@
     <w:r>
       <w:tab/>
       <w:tab/>
-      <w:t>2026-04-19</w:t>
+      <w:t>2026-04-20</w:t>
       <w:br/>
       <w:br/>
     </w:r>

--- a/klagomål/A 59127-2025 FSC-klagomål.docx
+++ b/klagomål/A 59127-2025 FSC-klagomål.docx
@@ -763,7 +763,7 @@
     <w:r>
       <w:tab/>
       <w:tab/>
-      <w:t>2026-04-20</w:t>
+      <w:t>2026-04-21</w:t>
       <w:br/>
       <w:br/>
     </w:r>

--- a/klagomål/A 59127-2025 FSC-klagomål.docx
+++ b/klagomål/A 59127-2025 FSC-klagomål.docx
@@ -763,7 +763,7 @@
     <w:r>
       <w:tab/>
       <w:tab/>
-      <w:t>2026-04-21</w:t>
+      <w:t>2026-04-22</w:t>
       <w:br/>
       <w:br/>
     </w:r>

--- a/klagomål/A 59127-2025 FSC-klagomål.docx
+++ b/klagomål/A 59127-2025 FSC-klagomål.docx
@@ -763,7 +763,7 @@
     <w:r>
       <w:tab/>
       <w:tab/>
-      <w:t>2026-04-22</w:t>
+      <w:t>2026-04-23</w:t>
       <w:br/>
       <w:br/>
     </w:r>

--- a/klagomål/A 59127-2025 FSC-klagomål.docx
+++ b/klagomål/A 59127-2025 FSC-klagomål.docx
@@ -763,7 +763,7 @@
     <w:r>
       <w:tab/>
       <w:tab/>
-      <w:t>2026-04-23</w:t>
+      <w:t>2026-04-24</w:t>
       <w:br/>
       <w:br/>
     </w:r>

--- a/klagomål/A 59127-2025 FSC-klagomål.docx
+++ b/klagomål/A 59127-2025 FSC-klagomål.docx
@@ -763,7 +763,7 @@
     <w:r>
       <w:tab/>
       <w:tab/>
-      <w:t>2026-04-24</w:t>
+      <w:t>2026-04-25</w:t>
       <w:br/>
       <w:br/>
     </w:r>

--- a/klagomål/A 59127-2025 FSC-klagomål.docx
+++ b/klagomål/A 59127-2025 FSC-klagomål.docx
@@ -763,7 +763,7 @@
     <w:r>
       <w:tab/>
       <w:tab/>
-      <w:t>2026-04-25</w:t>
+      <w:t>2026-04-26</w:t>
       <w:br/>
       <w:br/>
     </w:r>
